--- a/docx_templates/Notificação AVALISTA.docx
+++ b/docx_templates/Notificação AVALISTA.docx
@@ -77,7 +77,7 @@
         <w:rPr>
           <w:rFonts w:ascii="Barlow" w:eastAsia="Barlow" w:hAnsi="Barlow" w:cs="Barlow"/>
         </w:rPr>
-        <w:t>data de hoje</w:t>
+        <w:t>**/**/****</w:t>
       </w:r>
     </w:p>
     <w:p>
@@ -111,7 +111,7 @@
           <w:b/>
           <w:bCs/>
         </w:rPr>
-        <w:t>NOME COMPLETO</w:t>
+        <w:t>*****</w:t>
       </w:r>
       <w:r>
         <w:rPr>
@@ -123,7 +123,19 @@
         <w:rPr>
           <w:rFonts w:ascii="Barlow" w:eastAsia="Barlow" w:hAnsi="Barlow" w:cs="Barlow"/>
         </w:rPr>
-        <w:t xml:space="preserve"> 124.007.364-05,</w:t>
+        <w:t xml:space="preserve"> </w:t>
+      </w:r>
+      <w:r>
+        <w:rPr>
+          <w:rFonts w:ascii="Barlow" w:eastAsia="Barlow" w:hAnsi="Barlow" w:cs="Barlow"/>
+        </w:rPr>
+        <w:t>*****</w:t>
+      </w:r>
+      <w:r>
+        <w:rPr>
+          <w:rFonts w:ascii="Barlow" w:eastAsia="Barlow" w:hAnsi="Barlow" w:cs="Barlow"/>
+        </w:rPr>
+        <w:t>,</w:t>
       </w:r>
     </w:p>
     <w:p>
@@ -161,18 +173,8 @@
           <w:b/>
           <w:bCs/>
         </w:rPr>
-        <w:t xml:space="preserve">DATA DE </w:t>
-      </w:r>
-      <w:proofErr w:type="gramStart"/>
-      <w:r>
-        <w:rPr>
-          <w:rFonts w:ascii="Barlow" w:eastAsia="Barlow" w:hAnsi="Barlow" w:cs="Barlow"/>
-          <w:b/>
-          <w:bCs/>
-        </w:rPr>
-        <w:t>INICIO</w:t>
-      </w:r>
-      <w:proofErr w:type="gramEnd"/>
+        <w:t>**/**/****</w:t>
+      </w:r>
       <w:r>
         <w:rPr>
           <w:rFonts w:ascii="Barlow" w:eastAsia="Barlow" w:hAnsi="Barlow" w:cs="Barlow"/>
@@ -209,7 +211,7 @@
           <w:b/>
           <w:bCs/>
         </w:rPr>
-        <w:t>NOME COMPLETO INADIMPLENTE</w:t>
+        <w:t>******</w:t>
       </w:r>
       <w:r>
         <w:rPr>
@@ -289,7 +291,16 @@
           <w:b/>
           <w:bCs/>
         </w:rPr>
-        <w:t>VALOR TOTAL</w:t>
+        <w:t>****</w:t>
+      </w:r>
+      <w:proofErr w:type="gramStart"/>
+      <w:r>
+        <w:rPr>
+          <w:rFonts w:ascii="Barlow" w:eastAsia="Barlow" w:hAnsi="Barlow" w:cs="Barlow"/>
+          <w:b/>
+          <w:bCs/>
+        </w:rPr>
+        <w:t xml:space="preserve">* </w:t>
       </w:r>
       <w:r>
         <w:rPr>
@@ -299,6 +310,7 @@
         </w:rPr>
         <w:t xml:space="preserve"> (</w:t>
       </w:r>
+      <w:proofErr w:type="gramEnd"/>
       <w:r>
         <w:rPr>
           <w:rFonts w:ascii="Barlow" w:eastAsia="Barlow" w:hAnsi="Barlow" w:cs="Barlow"/>
@@ -306,6 +318,14 @@
           <w:bCs/>
         </w:rPr>
         <w:t>valor total por extenso</w:t>
+      </w:r>
+      <w:r>
+        <w:rPr>
+          <w:rFonts w:ascii="Barlow" w:eastAsia="Barlow" w:hAnsi="Barlow" w:cs="Barlow"/>
+          <w:b/>
+          <w:bCs/>
+        </w:rPr>
+        <w:t>**</w:t>
       </w:r>
       <w:r>
         <w:rPr>

--- a/docx_templates/Notificação AVALISTA.docx
+++ b/docx_templates/Notificação AVALISTA.docx
@@ -291,33 +291,23 @@
           <w:b/>
           <w:bCs/>
         </w:rPr>
-        <w:t>****</w:t>
-      </w:r>
-      <w:proofErr w:type="gramStart"/>
-      <w:r>
-        <w:rPr>
-          <w:rFonts w:ascii="Barlow" w:eastAsia="Barlow" w:hAnsi="Barlow" w:cs="Barlow"/>
-          <w:b/>
-          <w:bCs/>
-        </w:rPr>
-        <w:t xml:space="preserve">* </w:t>
-      </w:r>
-      <w:r>
-        <w:rPr>
-          <w:rFonts w:ascii="Barlow" w:eastAsia="Barlow" w:hAnsi="Barlow" w:cs="Barlow"/>
-          <w:b/>
-          <w:bCs/>
-        </w:rPr>
-        <w:t xml:space="preserve"> (</w:t>
-      </w:r>
-      <w:proofErr w:type="gramEnd"/>
-      <w:r>
-        <w:rPr>
-          <w:rFonts w:ascii="Barlow" w:eastAsia="Barlow" w:hAnsi="Barlow" w:cs="Barlow"/>
-          <w:b/>
-          <w:bCs/>
-        </w:rPr>
-        <w:t>valor total por extenso</w:t>
+        <w:t xml:space="preserve">***** </w:t>
+      </w:r>
+      <w:r>
+        <w:rPr>
+          <w:rFonts w:ascii="Barlow" w:eastAsia="Barlow" w:hAnsi="Barlow" w:cs="Barlow"/>
+          <w:b/>
+          <w:bCs/>
+        </w:rPr>
+        <w:t xml:space="preserve"> </w:t>
+      </w:r>
+      <w:r>
+        <w:rPr>
+          <w:rFonts w:ascii="Barlow" w:eastAsia="Barlow" w:hAnsi="Barlow" w:cs="Barlow"/>
+          <w:b/>
+          <w:bCs/>
+        </w:rPr>
+        <w:t>(</w:t>
       </w:r>
       <w:r>
         <w:rPr>
